--- a/docs/IFC최적화_시스템_종합정리서_v5.docx
+++ b/docs/IFC최적화_시스템_종합정리서_v5.docx
@@ -922,7 +922,7 @@
                 <w:sz w:val="18"/>
                 <w:szCs w:val="18"/>
               </w:rPr>
-              <w:t xml:space="preserve">세로 / 가로 / 자동 (로스율 최소 방향 자동 선택)</w:t>
+              <w:t xml:space="preserve">세로(종방향) 고정 — M3 표준 3-1 (가로/자동 선택 폐기)</w:t>
             </w:r>
           </w:p>
         </w:tc>
@@ -2404,7 +2404,7 @@
                 <w:sz w:val="18"/>
                 <w:szCs w:val="18"/>
               </w:rPr>
-              <w:t xml:space="preserve">개구부 중심 대칭 배치 구현</w:t>
+              <w:t xml:space="preserve">구역별 LTR 배치(왼쪽부터 온장) + 위/아래 분할·페어링</w:t>
             </w:r>
           </w:p>
         </w:tc>
@@ -2434,7 +2434,7 @@
                 <w:sz w:val="18"/>
                 <w:szCs w:val="18"/>
               </w:rPr>
-              <w:t xml:space="preserve">순수 그리드 방식</w:t>
+              <w:t xml:space="preserve">순수 그리드 + overlap 노치 판정</w:t>
             </w:r>
           </w:p>
         </w:tc>
@@ -2957,7 +2957,7 @@
                 <w:sz w:val="18"/>
                 <w:szCs w:val="18"/>
               </w:rPr>
-              <w:t xml:space="preserve">자재(석고보드/합판) · 시공 방향(세로/가로/자동) · 할증률(%) · 자투리 재사용 여부를 설정합니다.</w:t>
+              <w:t xml:space="preserve">자재(석고보드/합판) · 할증률(%) · 자투리 재사용 여부를 설정합니다. 시공 방향은 세로(종방향) 고정.</w:t>
             </w:r>
           </w:p>
         </w:tc>
@@ -4526,7 +4526,7 @@
                 <w:sz w:val="18"/>
                 <w:szCs w:val="18"/>
               </w:rPr>
-              <w:t xml:space="preserve">자동 방향 선택</w:t>
+              <w:t xml:space="preserve">배치 방향 (RTL / LTR)</w:t>
             </w:r>
           </w:p>
         </w:tc>
@@ -4556,7 +4556,7 @@
                 <w:sz w:val="18"/>
                 <w:szCs w:val="18"/>
               </w:rPr>
-              <w:t xml:space="preserve">세로·가로 각각 계산 → 보드 총수 최소 방향 채택 (동률 시 온장 수 많은 쪽). 자동 모드 선택 시에만 동작.</w:t>
+              <w:t xml:space="preserve">개구부 없는 벽: 오른쪽 끝부터 배치(RTL) → 자투리가 왼쪽 (M3 8-1 누적공차 "끝부터 시작"). 개구부 있는 벽: 왼쪽 하단부터 온장(LTR) → 자투리가 개구부 쪽·오른쪽 끝 (M3 9번).</w:t>
             </w:r>
           </w:p>
         </w:tc>
@@ -4811,7 +4811,7 @@
           <w:sz w:val="20"/>
           <w:szCs w:val="20"/>
         </w:rPr>
-        <w:t xml:space="preserve">보드 부착 순서: 세로 방향 아래→위, 가로 방향 왼쪽→오른쪽</w:t>
+        <w:t xml:space="preserve">보드 부착 순서: 세로 아래→위 / 가로는 개구부 없는 벽 오른쪽→왼쪽(RTL), 개구부 있는 벽 왼쪽→오른쪽(LTR)</w:t>
       </w:r>
     </w:p>
     <w:p>
@@ -4847,7 +4847,7 @@
           <w:sz w:val="20"/>
           <w:szCs w:val="20"/>
         </w:rPr>
-        <w:t xml:space="preserve">개구부 주변: 걸치기 시공 (Python 엔진: 개구부 중심 대칭 배치)</w:t>
+        <w:t xml:space="preserve">개구부 주변: 걸치기 시공. 개구부 있는 벽은 왼쪽 하단부터 온장(LTR) 배치 — M3 9번</w:t>
       </w:r>
     </w:p>
     <w:p>
@@ -5343,7 +5343,7 @@
                 <w:sz w:val="18"/>
                 <w:szCs w:val="18"/>
               </w:rPr>
-              <w:t xml:space="preserve">좌측 하단부터 온장 우선 시공 후 자투리 적용</w:t>
+              <w:t xml:space="preserve">개구부 있는 벽: 좌측 하단부터 온장 우선(LTR). 개구부 없는 벽: 우측 끝부터(RTL), 자투리 좌측. 발생 자투리는 규격 검사 후 재사용</w:t>
             </w:r>
           </w:p>
         </w:tc>

--- a/docs/IFC최적화_시스템_종합정리서_v5.docx
+++ b/docs/IFC최적화_시스템_종합정리서_v5.docx
@@ -5250,6 +5250,69 @@
                 <w:sz w:val="18"/>
                 <w:szCs w:val="18"/>
               </w:rPr>
+              <w:t xml:space="preserve">재사용 범위</w:t>
+            </w:r>
+          </w:p>
+        </w:tc>
+        <w:tc>
+          <w:tcPr>
+            <w:tcW w:type="dxa" w:w="6626"/>
+            <w:tcBorders>
+              <w:top w:val="single" w:color="CCCCCC" w:sz="1"/>
+              <w:left w:val="single" w:color="CCCCCC" w:sz="1"/>
+              <w:bottom w:val="single" w:color="CCCCCC" w:sz="1"/>
+              <w:right w:val="single" w:color="CCCCCC" w:sz="1"/>
+            </w:tcBorders>
+            <w:tcMar>
+              <w:top w:type="dxa" w:w="60"/>
+              <w:left w:type="dxa" w:w="120"/>
+              <w:bottom w:type="dxa" w:w="60"/>
+              <w:right w:type="dxa" w:w="120"/>
+            </w:tcMar>
+            <w:vAlign w:val="center"/>
+          </w:tcPr>
+          <w:p>
+            <w:r>
+              <w:rPr>
+                <w:rFonts w:ascii="맑은 고딕" w:cs="맑은 고딕" w:eastAsia="맑은 고딕" w:hAnsi="맑은 고딕"/>
+                <w:b w:val="false"/>
+                <w:bCs w:val="false"/>
+                <w:sz w:val="18"/>
+                <w:szCs w:val="18"/>
+              </w:rPr>
+              <w:t xml:space="preserve">공장(모듈) 단위 — 프로젝트 전체를 한 배치로 봄. 층(floor) 경계 없이 전역 재사용 (다른 층 자투리도 사용 가능)</w:t>
+            </w:r>
+          </w:p>
+        </w:tc>
+      </w:tr>
+      <w:tr>
+        <w:tc>
+          <w:tcPr>
+            <w:tcW w:type="dxa" w:w="2400"/>
+            <w:tcBorders>
+              <w:top w:val="single" w:color="CCCCCC" w:sz="1"/>
+              <w:left w:val="single" w:color="CCCCCC" w:sz="1"/>
+              <w:bottom w:val="single" w:color="CCCCCC" w:sz="1"/>
+              <w:right w:val="single" w:color="CCCCCC" w:sz="1"/>
+            </w:tcBorders>
+            <w:shd w:fill="EEF2FF" w:val="clear"/>
+            <w:tcMar>
+              <w:top w:type="dxa" w:w="60"/>
+              <w:left w:type="dxa" w:w="120"/>
+              <w:bottom w:type="dxa" w:w="60"/>
+              <w:right w:type="dxa" w:w="120"/>
+            </w:tcMar>
+            <w:vAlign w:val="center"/>
+          </w:tcPr>
+          <w:p>
+            <w:r>
+              <w:rPr>
+                <w:rFonts w:ascii="맑은 고딕" w:cs="맑은 고딕" w:eastAsia="맑은 고딕" w:hAnsi="맑은 고딕"/>
+                <w:b/>
+                <w:bCs/>
+                <w:sz w:val="18"/>
+                <w:szCs w:val="18"/>
+              </w:rPr>
               <w:t xml:space="preserve">면방향</w:t>
             </w:r>
           </w:p>
@@ -5415,7 +5478,7 @@
           <w:sz w:val="20"/>
           <w:szCs w:val="20"/>
         </w:rPr>
-        <w:t xml:space="preserve">ReusePool 우선순위:</w:t>
+        <w:t xml:space="preserve">ReusePool 매칭 우선순위 (전역 단일 풀, 층 경계 없음):</w:t>
       </w:r>
     </w:p>
     <w:p>
@@ -5433,7 +5496,7 @@
           <w:sz w:val="20"/>
           <w:szCs w:val="20"/>
         </w:rPr>
-        <w:t xml:space="preserve">by_space: 같은 공간 자투리 최우선</w:t>
+        <w:t xml:space="preserve">① 같은 공간(space) 자투리 최우선</w:t>
       </w:r>
     </w:p>
     <w:p>
@@ -5451,7 +5514,7 @@
           <w:sz w:val="20"/>
           <w:szCs w:val="20"/>
         </w:rPr>
-        <w:t xml:space="preserve">by_floor: 같은 층 자투리 차선</w:t>
+        <w:t xml:space="preserve">② 같은 층(floor) 자투리 차선</w:t>
       </w:r>
     </w:p>
     <w:p>
@@ -5469,7 +5532,25 @@
           <w:sz w:val="20"/>
           <w:szCs w:val="20"/>
         </w:rPr>
-        <w:t xml:space="preserve">MAX_PER_BUCKET = 30: 버킷당 최대 30개 보관</w:t>
+        <w:t xml:space="preserve">③ 전체(다른 층 포함) — 공장 단위 한 배치이므로 층 달라도 사용</w:t>
+      </w:r>
+    </w:p>
+    <w:p>
+      <w:pPr>
+        <w:pStyle w:val="ListParagraph"/>
+        <w:numPr>
+          <w:ilvl w:val="0"/>
+          <w:numId w:val="2"/>
+        </w:numPr>
+        <w:spacing w:after="40" w:before="20"/>
+      </w:pPr>
+      <w:r>
+        <w:rPr>
+          <w:rFonts w:ascii="맑은 고딕" w:cs="맑은 고딕" w:eastAsia="맑은 고딕" w:hAnsi="맑은 고딕"/>
+          <w:sz w:val="20"/>
+          <w:szCs w:val="20"/>
+        </w:rPr>
+        <w:t xml:space="preserve">동순위면 면적이 가장 작은 자투리부터 소비. MAX_TOTAL = 5000 (전역 상한)</w:t>
       </w:r>
     </w:p>
     <w:p>

--- a/docs/IFC최적화_시스템_종합정리서_v5.docx
+++ b/docs/IFC최적화_시스템_종합정리서_v5.docx
@@ -5280,7 +5280,7 @@
                 <w:sz w:val="18"/>
                 <w:szCs w:val="18"/>
               </w:rPr>
-              <w:t xml:space="preserve">공장(모듈) 단위 — 프로젝트 전체를 한 배치로 봄. 층(floor) 경계 없이 전역 재사용 (다른 층 자투리도 사용 가능)</w:t>
+              <w:t xml:space="preserve">공장(모듈) 단위 — 프로젝트 전체를 한 배치로 봄. 층·공간 경계 없이 전역 재사용 (위치 우선순위 없음)</w:t>
             </w:r>
           </w:p>
         </w:tc>
@@ -5478,7 +5478,7 @@
           <w:sz w:val="20"/>
           <w:szCs w:val="20"/>
         </w:rPr>
-        <w:t xml:space="preserve">ReusePool 매칭 우선순위 (전역 단일 풀, 층 경계 없음):</w:t>
+        <w:t xml:space="preserve">ReusePool 매칭 (전역 단일 풀, 층·공간 경계 없음):</w:t>
       </w:r>
     </w:p>
     <w:p>
@@ -5496,7 +5496,7 @@
           <w:sz w:val="20"/>
           <w:szCs w:val="20"/>
         </w:rPr>
-        <w:t xml:space="preserve">① 같은 공간(space) 자투리 최우선</w:t>
+        <w:t xml:space="preserve">공장 단위 한 배치 — 위치(공간/층) 우선순위 없음</w:t>
       </w:r>
     </w:p>
     <w:p>
@@ -5514,7 +5514,7 @@
           <w:sz w:val="20"/>
           <w:szCs w:val="20"/>
         </w:rPr>
-        <w:t xml:space="preserve">② 같은 층(floor) 자투리 차선</w:t>
+        <w:t xml:space="preserve">크기 충족(폭≥need·높이≥need) 자투리 중 면적이 가장 작은(딱 맞는) 것부터 소비</w:t>
       </w:r>
     </w:p>
     <w:p>
@@ -5532,25 +5532,7 @@
           <w:sz w:val="20"/>
           <w:szCs w:val="20"/>
         </w:rPr>
-        <w:t xml:space="preserve">③ 전체(다른 층 포함) — 공장 단위 한 배치이므로 층 달라도 사용</w:t>
-      </w:r>
-    </w:p>
-    <w:p>
-      <w:pPr>
-        <w:pStyle w:val="ListParagraph"/>
-        <w:numPr>
-          <w:ilvl w:val="0"/>
-          <w:numId w:val="2"/>
-        </w:numPr>
-        <w:spacing w:after="40" w:before="20"/>
-      </w:pPr>
-      <w:r>
-        <w:rPr>
-          <w:rFonts w:ascii="맑은 고딕" w:cs="맑은 고딕" w:eastAsia="맑은 고딕" w:hAnsi="맑은 고딕"/>
-          <w:sz w:val="20"/>
-          <w:szCs w:val="20"/>
-        </w:rPr>
-        <w:t xml:space="preserve">동순위면 면적이 가장 작은 자투리부터 소비. MAX_TOTAL = 5000 (전역 상한)</w:t>
+        <w:t xml:space="preserve">→ 큰 자투리를 아껴 더 큰 구간에 쓰도록 함. MAX_TOTAL = 5000 (전역 상한)</w:t>
       </w:r>
     </w:p>
     <w:p>

--- a/docs/IFC최적화_시스템_종합정리서_v5.docx
+++ b/docs/IFC최적화_시스템_종합정리서_v5.docx
@@ -922,7 +922,7 @@
                 <w:sz w:val="18"/>
                 <w:szCs w:val="18"/>
               </w:rPr>
-              <w:t xml:space="preserve">세로 / 가로 / 자동 (로스율 최소 방향 자동 선택)</w:t>
+              <w:t xml:space="preserve">세로(종방향) 고정 — M3 표준 3-1 (가로/자동 선택 폐기)</w:t>
             </w:r>
           </w:p>
         </w:tc>
@@ -2404,7 +2404,7 @@
                 <w:sz w:val="18"/>
                 <w:szCs w:val="18"/>
               </w:rPr>
-              <w:t xml:space="preserve">개구부 중심 대칭 배치 구현</w:t>
+              <w:t xml:space="preserve">구역별 LTR 배치(왼쪽부터 온장) + 위/아래 분할·페어링</w:t>
             </w:r>
           </w:p>
         </w:tc>
@@ -2434,7 +2434,7 @@
                 <w:sz w:val="18"/>
                 <w:szCs w:val="18"/>
               </w:rPr>
-              <w:t xml:space="preserve">순수 그리드 방식</w:t>
+              <w:t xml:space="preserve">순수 그리드 + overlap 노치 판정</w:t>
             </w:r>
           </w:p>
         </w:tc>
@@ -2957,7 +2957,7 @@
                 <w:sz w:val="18"/>
                 <w:szCs w:val="18"/>
               </w:rPr>
-              <w:t xml:space="preserve">자재(석고보드/합판) · 시공 방향(세로/가로/자동) · 할증률(%) · 자투리 재사용 여부를 설정합니다.</w:t>
+              <w:t xml:space="preserve">자재(석고보드/합판) · 할증률(%) · 자투리 재사용 여부를 설정합니다. 시공 방향은 세로(종방향) 고정.</w:t>
             </w:r>
           </w:p>
         </w:tc>
@@ -4526,7 +4526,7 @@
                 <w:sz w:val="18"/>
                 <w:szCs w:val="18"/>
               </w:rPr>
-              <w:t xml:space="preserve">자동 방향 선택</w:t>
+              <w:t xml:space="preserve">배치 방향 (RTL / LTR)</w:t>
             </w:r>
           </w:p>
         </w:tc>
@@ -4556,7 +4556,7 @@
                 <w:sz w:val="18"/>
                 <w:szCs w:val="18"/>
               </w:rPr>
-              <w:t xml:space="preserve">세로·가로 각각 계산 → 보드 총수 최소 방향 채택 (동률 시 온장 수 많은 쪽). 자동 모드 선택 시에만 동작.</w:t>
+              <w:t xml:space="preserve">개구부 없는 벽: 오른쪽 끝부터 배치(RTL) → 자투리가 왼쪽 (M3 8-1 누적공차 "끝부터 시작"). 개구부 있는 벽: 왼쪽 하단부터 온장(LTR) → 자투리가 개구부 쪽·오른쪽 끝 (M3 9번).</w:t>
             </w:r>
           </w:p>
         </w:tc>
@@ -4811,7 +4811,7 @@
           <w:sz w:val="20"/>
           <w:szCs w:val="20"/>
         </w:rPr>
-        <w:t xml:space="preserve">보드 부착 순서: 세로 방향 아래→위, 가로 방향 왼쪽→오른쪽</w:t>
+        <w:t xml:space="preserve">보드 부착 순서: 세로 아래→위 / 가로는 개구부 없는 벽 오른쪽→왼쪽(RTL), 개구부 있는 벽 왼쪽→오른쪽(LTR)</w:t>
       </w:r>
     </w:p>
     <w:p>
@@ -4847,7 +4847,7 @@
           <w:sz w:val="20"/>
           <w:szCs w:val="20"/>
         </w:rPr>
-        <w:t xml:space="preserve">개구부 주변: 걸치기 시공 (Python 엔진: 개구부 중심 대칭 배치)</w:t>
+        <w:t xml:space="preserve">개구부 주변: 걸치기 시공. 개구부 있는 벽은 왼쪽 하단부터 온장(LTR) 배치 — M3 9번</w:t>
       </w:r>
     </w:p>
     <w:p>
@@ -5250,6 +5250,69 @@
                 <w:sz w:val="18"/>
                 <w:szCs w:val="18"/>
               </w:rPr>
+              <w:t xml:space="preserve">재사용 범위</w:t>
+            </w:r>
+          </w:p>
+        </w:tc>
+        <w:tc>
+          <w:tcPr>
+            <w:tcW w:type="dxa" w:w="6626"/>
+            <w:tcBorders>
+              <w:top w:val="single" w:color="CCCCCC" w:sz="1"/>
+              <w:left w:val="single" w:color="CCCCCC" w:sz="1"/>
+              <w:bottom w:val="single" w:color="CCCCCC" w:sz="1"/>
+              <w:right w:val="single" w:color="CCCCCC" w:sz="1"/>
+            </w:tcBorders>
+            <w:tcMar>
+              <w:top w:type="dxa" w:w="60"/>
+              <w:left w:type="dxa" w:w="120"/>
+              <w:bottom w:type="dxa" w:w="60"/>
+              <w:right w:type="dxa" w:w="120"/>
+            </w:tcMar>
+            <w:vAlign w:val="center"/>
+          </w:tcPr>
+          <w:p>
+            <w:r>
+              <w:rPr>
+                <w:rFonts w:ascii="맑은 고딕" w:cs="맑은 고딕" w:eastAsia="맑은 고딕" w:hAnsi="맑은 고딕"/>
+                <w:b w:val="false"/>
+                <w:bCs w:val="false"/>
+                <w:sz w:val="18"/>
+                <w:szCs w:val="18"/>
+              </w:rPr>
+              <w:t xml:space="preserve">공장(모듈) 단위 — 프로젝트 전체를 한 배치로 봄. 층·공간 경계 없이 전역 재사용 (위치 우선순위 없음)</w:t>
+            </w:r>
+          </w:p>
+        </w:tc>
+      </w:tr>
+      <w:tr>
+        <w:tc>
+          <w:tcPr>
+            <w:tcW w:type="dxa" w:w="2400"/>
+            <w:tcBorders>
+              <w:top w:val="single" w:color="CCCCCC" w:sz="1"/>
+              <w:left w:val="single" w:color="CCCCCC" w:sz="1"/>
+              <w:bottom w:val="single" w:color="CCCCCC" w:sz="1"/>
+              <w:right w:val="single" w:color="CCCCCC" w:sz="1"/>
+            </w:tcBorders>
+            <w:shd w:fill="EEF2FF" w:val="clear"/>
+            <w:tcMar>
+              <w:top w:type="dxa" w:w="60"/>
+              <w:left w:type="dxa" w:w="120"/>
+              <w:bottom w:type="dxa" w:w="60"/>
+              <w:right w:type="dxa" w:w="120"/>
+            </w:tcMar>
+            <w:vAlign w:val="center"/>
+          </w:tcPr>
+          <w:p>
+            <w:r>
+              <w:rPr>
+                <w:rFonts w:ascii="맑은 고딕" w:cs="맑은 고딕" w:eastAsia="맑은 고딕" w:hAnsi="맑은 고딕"/>
+                <w:b/>
+                <w:bCs/>
+                <w:sz w:val="18"/>
+                <w:szCs w:val="18"/>
+              </w:rPr>
               <w:t xml:space="preserve">면방향</w:t>
             </w:r>
           </w:p>
@@ -5343,7 +5406,7 @@
                 <w:sz w:val="18"/>
                 <w:szCs w:val="18"/>
               </w:rPr>
-              <w:t xml:space="preserve">좌측 하단부터 온장 우선 시공 후 자투리 적용</w:t>
+              <w:t xml:space="preserve">개구부 있는 벽: 좌측 하단부터 온장 우선(LTR). 개구부 없는 벽: 우측 끝부터(RTL), 자투리 좌측. 발생 자투리는 규격 검사 후 재사용</w:t>
             </w:r>
           </w:p>
         </w:tc>
@@ -5415,7 +5478,7 @@
           <w:sz w:val="20"/>
           <w:szCs w:val="20"/>
         </w:rPr>
-        <w:t xml:space="preserve">ReusePool 우선순위:</w:t>
+        <w:t xml:space="preserve">ReusePool 매칭 (전역 단일 풀, 층·공간 경계 없음):</w:t>
       </w:r>
     </w:p>
     <w:p>
@@ -5433,7 +5496,7 @@
           <w:sz w:val="20"/>
           <w:szCs w:val="20"/>
         </w:rPr>
-        <w:t xml:space="preserve">by_space: 같은 공간 자투리 최우선</w:t>
+        <w:t xml:space="preserve">공장 단위 한 배치 — 위치(공간/층) 우선순위 없음</w:t>
       </w:r>
     </w:p>
     <w:p>
@@ -5451,7 +5514,7 @@
           <w:sz w:val="20"/>
           <w:szCs w:val="20"/>
         </w:rPr>
-        <w:t xml:space="preserve">by_floor: 같은 층 자투리 차선</w:t>
+        <w:t xml:space="preserve">크기 충족(폭≥need·높이≥need) 자투리 중 면적이 가장 작은(딱 맞는) 것부터 소비</w:t>
       </w:r>
     </w:p>
     <w:p>
@@ -5469,7 +5532,7 @@
           <w:sz w:val="20"/>
           <w:szCs w:val="20"/>
         </w:rPr>
-        <w:t xml:space="preserve">MAX_PER_BUCKET = 30: 버킷당 최대 30개 보관</w:t>
+        <w:t xml:space="preserve">→ 큰 자투리를 아껴 더 큰 구간에 쓰도록 함. MAX_TOTAL = 5000 (전역 상한)</w:t>
       </w:r>
     </w:p>
     <w:p>

--- a/docs/IFC최적화_시스템_종합정리서_v5.docx
+++ b/docs/IFC최적화_시스템_종합정리서_v5.docx
@@ -2404,7 +2404,7 @@
                 <w:sz w:val="18"/>
                 <w:szCs w:val="18"/>
               </w:rPr>
-              <w:t xml:space="preserve">구역별 LTR 배치(왼쪽부터 온장) + 위/아래 분할·페어링</w:t>
+              <w:t xml:space="preserve">순수 보드폭 그리드(걸치기) + throughX/Y 노치 판정 (M3 4-1)</w:t>
             </w:r>
           </w:p>
         </w:tc>
@@ -2434,7 +2434,7 @@
                 <w:sz w:val="18"/>
                 <w:szCs w:val="18"/>
               </w:rPr>
-              <w:t xml:space="preserve">순수 그리드 + overlap 노치 판정</w:t>
+              <w:t xml:space="preserve">동일 그리드·노치 판정 (placeGrid/classify)</w:t>
             </w:r>
           </w:p>
         </w:tc>
@@ -4277,7 +4277,7 @@
                 <w:sz w:val="18"/>
                 <w:szCs w:val="18"/>
               </w:rPr>
-              <w:t xml:space="preserve">온장(full): 겹침 없고 표준 규격 / 직선절단(edge_cut): 가장자리·개구부 걸침 1회 절단 / 노치절단(notch): 개구부 모서리 걸침 ㄱ/ㄴ자 2회 절단 / 미설치(skip): 셀 전체가 개구부</w:t>
+              <w:t xml:space="preserve">온장(full): 겹침 없고 표준 규격 / 절단(cut): 개구부 무관 벽 가장자리·천장 자투리 / 직선절단(edge_cut): 개구부가 보드 모서리만 걸침 → 1회 절단 / 노치절단(notch): 개구부가 보드 내부를 관통(throughX/Y) → ㄱ/ㄴ자 2회 절단 / 미설치(skip): 셀 전체가 개구부</w:t>
             </w:r>
           </w:p>
         </w:tc>
@@ -8444,7 +8444,7 @@
                 <w:sz w:val="18"/>
                 <w:szCs w:val="18"/>
               </w:rPr>
-              <w:t xml:space="preserve">full_1 (온장)</w:t>
+              <w:t xml:space="preserve">full (온장)</w:t>
             </w:r>
           </w:p>
         </w:tc>
@@ -8537,7 +8537,7 @@
                 <w:sz w:val="18"/>
                 <w:szCs w:val="18"/>
               </w:rPr>
-              <w:t xml:space="preserve">cut_1 (직선절단)</w:t>
+              <w:t xml:space="preserve">cut (절단)</w:t>
             </w:r>
           </w:p>
         </w:tc>
@@ -8567,7 +8567,7 @@
                 <w:sz w:val="18"/>
                 <w:szCs w:val="18"/>
               </w:rPr>
-              <w:t xml:space="preserve">가장자리·개구부 1회 직선 절단 보드</w:t>
+              <w:t xml:space="preserve">벽 가장자리·천장 자투리 1회 직선 절단 (개구부 무관)</w:t>
             </w:r>
           </w:p>
         </w:tc>
@@ -8630,7 +8630,7 @@
                 <w:sz w:val="18"/>
                 <w:szCs w:val="18"/>
               </w:rPr>
-              <w:t xml:space="preserve">cut_op (개구부처리)</w:t>
+              <w:t xml:space="preserve">edge_cut (직선절단)</w:t>
             </w:r>
           </w:p>
         </w:tc>
@@ -8660,7 +8660,100 @@
                 <w:sz w:val="18"/>
                 <w:szCs w:val="18"/>
               </w:rPr>
-              <w:t xml:space="preserve">개구부 위·아래 구간 보드. 위+아래 ≤ 1800mm면 원판 1장에서 재단</w:t>
+              <w:t xml:space="preserve">개구부가 보드 모서리만 걸침 → 직선 1회 절단</w:t>
+            </w:r>
+          </w:p>
+        </w:tc>
+      </w:tr>
+      <w:tr>
+        <w:tc>
+          <w:tcPr>
+            <w:tcW w:type="dxa" w:w="1400"/>
+            <w:tcBorders>
+              <w:top w:val="single" w:color="CCCCCC" w:sz="1"/>
+              <w:left w:val="single" w:color="CCCCCC" w:sz="1"/>
+              <w:bottom w:val="single" w:color="CCCCCC" w:sz="1"/>
+              <w:right w:val="single" w:color="CCCCCC" w:sz="1"/>
+            </w:tcBorders>
+            <w:shd w:fill="EEF2FF" w:val="clear"/>
+            <w:tcMar>
+              <w:top w:type="dxa" w:w="60"/>
+              <w:left w:type="dxa" w:w="120"/>
+              <w:bottom w:type="dxa" w:w="60"/>
+              <w:right w:type="dxa" w:w="120"/>
+            </w:tcMar>
+            <w:vAlign w:val="center"/>
+          </w:tcPr>
+          <w:p>
+            <w:r>
+              <w:rPr>
+                <w:rFonts w:ascii="맑은 고딕" w:cs="맑은 고딕" w:eastAsia="맑은 고딕" w:hAnsi="맑은 고딕"/>
+                <w:b/>
+                <w:bCs/>
+                <w:sz w:val="18"/>
+                <w:szCs w:val="18"/>
+              </w:rPr>
+              <w:t xml:space="preserve">보라</w:t>
+            </w:r>
+          </w:p>
+        </w:tc>
+        <w:tc>
+          <w:tcPr>
+            <w:tcW w:type="dxa" w:w="2000"/>
+            <w:tcBorders>
+              <w:top w:val="single" w:color="CCCCCC" w:sz="1"/>
+              <w:left w:val="single" w:color="CCCCCC" w:sz="1"/>
+              <w:bottom w:val="single" w:color="CCCCCC" w:sz="1"/>
+              <w:right w:val="single" w:color="CCCCCC" w:sz="1"/>
+            </w:tcBorders>
+            <w:tcMar>
+              <w:top w:type="dxa" w:w="60"/>
+              <w:left w:type="dxa" w:w="120"/>
+              <w:bottom w:type="dxa" w:w="60"/>
+              <w:right w:type="dxa" w:w="120"/>
+            </w:tcMar>
+            <w:vAlign w:val="center"/>
+          </w:tcPr>
+          <w:p>
+            <w:r>
+              <w:rPr>
+                <w:rFonts w:ascii="맑은 고딕" w:cs="맑은 고딕" w:eastAsia="맑은 고딕" w:hAnsi="맑은 고딕"/>
+                <w:b w:val="false"/>
+                <w:bCs w:val="false"/>
+                <w:sz w:val="18"/>
+                <w:szCs w:val="18"/>
+              </w:rPr>
+              <w:t xml:space="preserve">notch (노치절단)</w:t>
+            </w:r>
+          </w:p>
+        </w:tc>
+        <w:tc>
+          <w:tcPr>
+            <w:tcW w:type="dxa" w:w="5626"/>
+            <w:tcBorders>
+              <w:top w:val="single" w:color="CCCCCC" w:sz="1"/>
+              <w:left w:val="single" w:color="CCCCCC" w:sz="1"/>
+              <w:bottom w:val="single" w:color="CCCCCC" w:sz="1"/>
+              <w:right w:val="single" w:color="CCCCCC" w:sz="1"/>
+            </w:tcBorders>
+            <w:tcMar>
+              <w:top w:type="dxa" w:w="60"/>
+              <w:left w:type="dxa" w:w="120"/>
+              <w:bottom w:type="dxa" w:w="60"/>
+              <w:right w:type="dxa" w:w="120"/>
+            </w:tcMar>
+            <w:vAlign w:val="center"/>
+          </w:tcPr>
+          <w:p>
+            <w:r>
+              <w:rPr>
+                <w:rFonts w:ascii="맑은 고딕" w:cs="맑은 고딕" w:eastAsia="맑은 고딕" w:hAnsi="맑은 고딕"/>
+                <w:b w:val="false"/>
+                <w:bCs w:val="false"/>
+                <w:sz w:val="18"/>
+                <w:szCs w:val="18"/>
+              </w:rPr>
+              <w:t xml:space="preserve">개구부가 보드 내부를 관통 → ㄱ/ㄴ자 2회 절단 (M3 4-1 걸치기)</w:t>
             </w:r>
           </w:p>
         </w:tc>

--- a/docs/IFC최적화_시스템_종합정리서_v5.docx
+++ b/docs/IFC최적화_시스템_종합정리서_v5.docx
@@ -47,7 +47,7 @@
           <w:sz w:val="28"/>
           <w:szCs w:val="28"/>
         </w:rPr>
-        <w:t xml:space="preserve">시스템 종합 정리서  v5.1</w:t>
+        <w:t xml:space="preserve">시스템 종합 정리서  v5.2</w:t>
       </w:r>
     </w:p>
     <w:tbl>
@@ -253,7 +253,7 @@
                 <w:sz w:val="18"/>
                 <w:szCs w:val="18"/>
               </w:rPr>
-              <w:t xml:space="preserve">v5.1 (QSet 폴백·발주량·미사용 자투리 로스 반영)</w:t>
+              <w:t xml:space="preserve">v5.2 (로스율 개선 실험 3종 기록 추가, 코드 변경 없음)</w:t>
             </w:r>
           </w:p>
         </w:tc>
@@ -10834,7 +10834,460 @@
           <w:sz w:val="32"/>
           <w:szCs w:val="32"/>
         </w:rPr>
-        <w:t xml:space="preserve">10장. 알려진 이슈 및 향후 과제</w:t>
+        <w:t xml:space="preserve">10장. 로스율 개선 실험 (2026.07.01, 실제 IFC 638벽 검증)</w:t>
+      </w:r>
+    </w:p>
+    <w:p>
+      <w:pPr>
+        <w:spacing w:after="80" w:before="40"/>
+      </w:pPr>
+      <w:r>
+        <w:rPr>
+          <w:rFonts w:ascii="맑은 고딕" w:cs="맑은 고딕" w:eastAsia="맑은 고딕" w:hAnsi="맑은 고딕"/>
+          <w:sz w:val="20"/>
+          <w:szCs w:val="20"/>
+        </w:rPr>
+        <w:t xml:space="preserve">로스율을 더 낮출 수 있는지 세 가지 가설을 실제 광건기숙사 IFC(638개 벽)로 직접 구현·측정했습니다. 결론: 현재 로스율 약 20%는 벽높이 2800mm·보드 900×1800mm 조건에서 나오는 구조적 하한이며, 아래 세 방법 모두 유의미한 개선 효과가 없었습니다.</w:t>
+      </w:r>
+    </w:p>
+    <w:p>
+      <w:pPr>
+        <w:spacing w:after="80" w:before="40"/>
+      </w:pPr>
+      <w:r>
+        <w:rPr>
+          <w:rFonts w:ascii="맑은 고딕" w:cs="맑은 고딕" w:eastAsia="맑은 고딕" w:hAnsi="맑은 고딕"/>
+          <w:sz w:val="20"/>
+          <w:szCs w:val="20"/>
+        </w:rPr>
+        <w:t xml:space="preserve"/>
+      </w:r>
+    </w:p>
+    <w:p>
+      <w:pPr>
+        <w:pStyle w:val="Heading2"/>
+        <w:spacing w:after="80" w:before="240"/>
+      </w:pPr>
+      <w:r>
+        <w:rPr>
+          <w:rFonts w:ascii="맑은 고딕" w:cs="맑은 고딕" w:eastAsia="맑은 고딕" w:hAnsi="맑은 고딕"/>
+          <w:b/>
+          <w:bCs/>
+          <w:color w:val="283593"/>
+          <w:sz w:val="26"/>
+          <w:szCs w:val="26"/>
+        </w:rPr>
+        <w:t xml:space="preserve">10.1 배치 구성 분해 (병목 재확인)</w:t>
+      </w:r>
+    </w:p>
+    <w:p>
+      <w:pPr>
+        <w:spacing w:after="80" w:before="40"/>
+      </w:pPr>
+      <w:r>
+        <w:rPr>
+          <w:rFonts w:ascii="맑은 고딕" w:cs="맑은 고딕" w:eastAsia="맑은 고딕" w:hAnsi="맑은 고딕"/>
+          <w:sz w:val="20"/>
+          <w:szCs w:val="20"/>
+        </w:rPr>
+        <w:t xml:space="preserve">전체 설치 보드 4,318장 기준: 온장 28.4%(1,227장) + 재사용 14.7%(636장) = 43.1% 이미 온장/재사용으로 처리됨. 나머지 중 일반 절단(cut) 53%(2,287장)가 로스의 핵심이고, 개구부 관련 절단(edge_cut+notch)은 3.9%(168장)에 불과함 — 즉 로스의 주된 원인은 개구부가 아니라 벽높이(2800mm)와 보드높이(1800mm)의 배수 불일치.</w:t>
+      </w:r>
+    </w:p>
+    <w:p>
+      <w:pPr>
+        <w:spacing w:after="80" w:before="40"/>
+      </w:pPr>
+      <w:r>
+        <w:rPr>
+          <w:rFonts w:ascii="맑은 고딕" w:cs="맑은 고딕" w:eastAsia="맑은 고딕" w:hAnsi="맑은 고딕"/>
+          <w:sz w:val="20"/>
+          <w:szCs w:val="20"/>
+        </w:rPr>
+        <w:t xml:space="preserve"/>
+      </w:r>
+    </w:p>
+    <w:p>
+      <w:pPr>
+        <w:pStyle w:val="Heading2"/>
+        <w:spacing w:after="80" w:before="240"/>
+      </w:pPr>
+      <w:r>
+        <w:rPr>
+          <w:rFonts w:ascii="맑은 고딕" w:cs="맑은 고딕" w:eastAsia="맑은 고딕" w:hAnsi="맑은 고딕"/>
+          <w:b/>
+          <w:bCs/>
+          <w:color w:val="283593"/>
+          <w:sz w:val="26"/>
+          <w:szCs w:val="26"/>
+        </w:rPr>
+        <w:t xml:space="preserve">10.2 실험 ① 벽 처리 순서 최적화</w:t>
+      </w:r>
+    </w:p>
+    <w:p>
+      <w:pPr>
+        <w:spacing w:after="80" w:before="40"/>
+      </w:pPr>
+      <w:r>
+        <w:rPr>
+          <w:rFonts w:ascii="맑은 고딕" w:cs="맑은 고딕" w:eastAsia="맑은 고딕" w:hAnsi="맑은 고딕"/>
+          <w:sz w:val="20"/>
+          <w:szCs w:val="20"/>
+        </w:rPr>
+        <w:t xml:space="preserve">가설: 재사용 풀은 먼저 처리된 벽의 자투리를 이후 벽이 소비하는 구조이므로, 벽 처리 순서를 바꾸면 재사용률이 달라질 수 있다.</w:t>
+      </w:r>
+    </w:p>
+    <w:p>
+      <w:pPr>
+        <w:pStyle w:val="ListParagraph"/>
+        <w:numPr>
+          <w:ilvl w:val="0"/>
+          <w:numId w:val="2"/>
+        </w:numPr>
+        <w:spacing w:after="40" w:before="20"/>
+      </w:pPr>
+      <w:r>
+        <w:rPr>
+          <w:rFonts w:ascii="맑은 고딕" w:cs="맑은 고딕" w:eastAsia="맑은 고딕" w:hAnsi="맑은 고딕"/>
+          <w:sz w:val="20"/>
+          <w:szCs w:val="20"/>
+        </w:rPr>
+        <w:t xml:space="preserve">방법: 현행 휴리스틱(층별→면적 큰 순) 포함 총 303가지 순서(전역 면적순 2가지 + 랜덤 셔플 300회)를 실제로 시뮬레이션해 로스율 최소 순서 채택</w:t>
+      </w:r>
+    </w:p>
+    <w:p>
+      <w:pPr>
+        <w:pStyle w:val="ListParagraph"/>
+        <w:numPr>
+          <w:ilvl w:val="0"/>
+          <w:numId w:val="2"/>
+        </w:numPr>
+        <w:spacing w:after="40" w:before="20"/>
+      </w:pPr>
+      <w:r>
+        <w:rPr>
+          <w:rFonts w:ascii="맑은 고딕" w:cs="맑은 고딕" w:eastAsia="맑은 고딕" w:hAnsi="맑은 고딕"/>
+          <w:sz w:val="20"/>
+          <w:szCs w:val="20"/>
+        </w:rPr>
+        <w:t xml:space="preserve">결과: 로스율 20.39% → 20.05% (-0.34%p), 신규보드 3,682장 → 3,681장 (-1장). 계산시간 0.15초 → 57초 (382배)</w:t>
+      </w:r>
+    </w:p>
+    <w:p>
+      <w:pPr>
+        <w:pStyle w:val="ListParagraph"/>
+        <w:numPr>
+          <w:ilvl w:val="0"/>
+          <w:numId w:val="2"/>
+        </w:numPr>
+        <w:spacing w:after="40" w:before="20"/>
+      </w:pPr>
+      <w:r>
+        <w:rPr>
+          <w:rFonts w:ascii="맑은 고딕" w:cs="맑은 고딕" w:eastAsia="맑은 고딕" w:hAnsi="맑은 고딕"/>
+          <w:sz w:val="20"/>
+          <w:szCs w:val="20"/>
+        </w:rPr>
+        <w:t xml:space="preserve">결론: 효과 사실상 없음. 로스의 원인이 벽 처리 순서가 아니라 벽높이-보드높이 배수 불일치이므로, 순서를 아무리 바꿔도 병목이 해소되지 않음</w:t>
+      </w:r>
+    </w:p>
+    <w:p>
+      <w:pPr>
+        <w:spacing w:after="80" w:before="40"/>
+      </w:pPr>
+      <w:r>
+        <w:rPr>
+          <w:rFonts w:ascii="맑은 고딕" w:cs="맑은 고딕" w:eastAsia="맑은 고딕" w:hAnsi="맑은 고딕"/>
+          <w:sz w:val="20"/>
+          <w:szCs w:val="20"/>
+        </w:rPr>
+        <w:t xml:space="preserve"/>
+      </w:r>
+    </w:p>
+    <w:p>
+      <w:pPr>
+        <w:pStyle w:val="Heading2"/>
+        <w:spacing w:after="80" w:before="240"/>
+      </w:pPr>
+      <w:r>
+        <w:rPr>
+          <w:rFonts w:ascii="맑은 고딕" w:cs="맑은 고딕" w:eastAsia="맑은 고딕" w:hAnsi="맑은 고딕"/>
+          <w:b/>
+          <w:bCs/>
+          <w:color w:val="283593"/>
+          <w:sz w:val="26"/>
+          <w:szCs w:val="26"/>
+        </w:rPr>
+        <w:t xml:space="preserve">10.3 실험 ② 자투리 90도 회전 매칭</w:t>
+      </w:r>
+    </w:p>
+    <w:p>
+      <w:pPr>
+        <w:spacing w:after="80" w:before="40"/>
+      </w:pPr>
+      <w:r>
+        <w:rPr>
+          <w:rFonts w:ascii="맑은 고딕" w:cs="맑은 고딕" w:eastAsia="맑은 고딕" w:hAnsi="맑은 고딕"/>
+          <w:sz w:val="20"/>
+          <w:szCs w:val="20"/>
+        </w:rPr>
+        <w:t xml:space="preserve">가설: M3 기준상 보드 면방향(이음매면/죽은면)이 무관하므로, 자투리를 90도 회전해서도 재사용 매칭을 시도하면 성사율이 오를 수 있다.</w:t>
+      </w:r>
+    </w:p>
+    <w:p>
+      <w:pPr>
+        <w:pStyle w:val="ListParagraph"/>
+        <w:numPr>
+          <w:ilvl w:val="0"/>
+          <w:numId w:val="2"/>
+        </w:numPr>
+        <w:spacing w:after="40" w:before="20"/>
+      </w:pPr>
+      <w:r>
+        <w:rPr>
+          <w:rFonts w:ascii="맑은 고딕" w:cs="맑은 고딕" w:eastAsia="맑은 고딕" w:hAnsi="맑은 고딕"/>
+          <w:sz w:val="20"/>
+          <w:szCs w:val="20"/>
+        </w:rPr>
+        <w:t xml:space="preserve">방법: ReusePool.consume()에 회전 매칭 로직 추가 (w↔h 교차 비교)</w:t>
+      </w:r>
+    </w:p>
+    <w:p>
+      <w:pPr>
+        <w:pStyle w:val="ListParagraph"/>
+        <w:numPr>
+          <w:ilvl w:val="0"/>
+          <w:numId w:val="2"/>
+        </w:numPr>
+        <w:spacing w:after="40" w:before="20"/>
+      </w:pPr>
+      <w:r>
+        <w:rPr>
+          <w:rFonts w:ascii="맑은 고딕" w:cs="맑은 고딕" w:eastAsia="맑은 고딕" w:hAnsi="맑은 고딕"/>
+          <w:sz w:val="20"/>
+          <w:szCs w:val="20"/>
+        </w:rPr>
+        <w:t xml:space="preserve">결과: 로스율 20.39% → 20.38% (-0.01%p). 사실상 무효</w:t>
+      </w:r>
+    </w:p>
+    <w:p>
+      <w:pPr>
+        <w:pStyle w:val="ListParagraph"/>
+        <w:numPr>
+          <w:ilvl w:val="0"/>
+          <w:numId w:val="2"/>
+        </w:numPr>
+        <w:spacing w:after="40" w:before="20"/>
+      </w:pPr>
+      <w:r>
+        <w:rPr>
+          <w:rFonts w:ascii="맑은 고딕" w:cs="맑은 고딕" w:eastAsia="맑은 고딕" w:hAnsi="맑은 고딕"/>
+          <w:sz w:val="20"/>
+          <w:szCs w:val="20"/>
+        </w:rPr>
+        <w:t xml:space="preserve">원인: 공급 자투리는 높이 900mm 이하에 몰려있고(1,301개), 수요 셀은 높이 1000mm 이상에 몰려있어(1,895개) 회전해도 치수 자체가 안 맞음. 특히 900×800 자투리 674개와 900×1000 수요 674개는 같은 반복 유닛에서 나온 짝인데 높이가 200mm 부족해 전량 매칭 실패</w:t>
+      </w:r>
+    </w:p>
+    <w:p>
+      <w:pPr>
+        <w:spacing w:after="80" w:before="40"/>
+      </w:pPr>
+      <w:r>
+        <w:rPr>
+          <w:rFonts w:ascii="맑은 고딕" w:cs="맑은 고딕" w:eastAsia="맑은 고딕" w:hAnsi="맑은 고딕"/>
+          <w:sz w:val="20"/>
+          <w:szCs w:val="20"/>
+        </w:rPr>
+        <w:t xml:space="preserve"/>
+      </w:r>
+    </w:p>
+    <w:p>
+      <w:pPr>
+        <w:pStyle w:val="Heading2"/>
+        <w:spacing w:after="80" w:before="240"/>
+      </w:pPr>
+      <w:r>
+        <w:rPr>
+          <w:rFonts w:ascii="맑은 고딕" w:cs="맑은 고딕" w:eastAsia="맑은 고딕" w:hAnsi="맑은 고딕"/>
+          <w:b/>
+          <w:bCs/>
+          <w:color w:val="283593"/>
+          <w:sz w:val="26"/>
+          <w:szCs w:val="26"/>
+        </w:rPr>
+        <w:t xml:space="preserve">10.4 실험 ③ 노치(notch) 개구부 스크랩 회수</w:t>
+      </w:r>
+    </w:p>
+    <w:p>
+      <w:pPr>
+        <w:spacing w:after="80" w:before="40"/>
+      </w:pPr>
+      <w:r>
+        <w:rPr>
+          <w:rFonts w:ascii="맑은 고딕" w:cs="맑은 고딕" w:eastAsia="맑은 고딕" w:hAnsi="맑은 고딕"/>
+          <w:sz w:val="20"/>
+          <w:szCs w:val="20"/>
+        </w:rPr>
+        <w:t xml:space="preserve">가설: notch(개구부가 보드 내부를 관통하는 절단)에서 도려낸 조각도 재사용 규격(폭≥300·높이≥450)을 충족하면 재사용 풀에 등록해 낭비를 줄일 수 있다.</w:t>
+      </w:r>
+    </w:p>
+    <w:p>
+      <w:pPr>
+        <w:pStyle w:val="ListParagraph"/>
+        <w:numPr>
+          <w:ilvl w:val="0"/>
+          <w:numId w:val="2"/>
+        </w:numPr>
+        <w:spacing w:after="40" w:before="20"/>
+      </w:pPr>
+      <w:r>
+        <w:rPr>
+          <w:rFonts w:ascii="맑은 고딕" w:cs="맑은 고딕" w:eastAsia="맑은 고딕" w:hAnsi="맑은 고딕"/>
+          <w:sz w:val="20"/>
+          <w:szCs w:val="20"/>
+        </w:rPr>
+        <w:t xml:space="preserve">방법: _process_grid_cell()에서 notch 셀의 개구부-셀 교차 영역을 계산해 규격 충족 시 pool.add() 시도</w:t>
+      </w:r>
+    </w:p>
+    <w:p>
+      <w:pPr>
+        <w:pStyle w:val="ListParagraph"/>
+        <w:numPr>
+          <w:ilvl w:val="0"/>
+          <w:numId w:val="2"/>
+        </w:numPr>
+        <w:spacing w:after="40" w:before="20"/>
+      </w:pPr>
+      <w:r>
+        <w:rPr>
+          <w:rFonts w:ascii="맑은 고딕" w:cs="맑은 고딕" w:eastAsia="맑은 고딕" w:hAnsi="맑은 고딕"/>
+          <w:sz w:val="20"/>
+          <w:szCs w:val="20"/>
+        </w:rPr>
+        <w:t xml:space="preserve">결과: 회수된 스크랩 0개, 로스율 변화 0.00%p</w:t>
+      </w:r>
+    </w:p>
+    <w:p>
+      <w:pPr>
+        <w:pStyle w:val="ListParagraph"/>
+        <w:numPr>
+          <w:ilvl w:val="0"/>
+          <w:numId w:val="2"/>
+        </w:numPr>
+        <w:spacing w:after="40" w:before="20"/>
+      </w:pPr>
+      <w:r>
+        <w:rPr>
+          <w:rFonts w:ascii="맑은 고딕" w:cs="맑은 고딕" w:eastAsia="맑은 고딕" w:hAnsi="맑은 고딕"/>
+          <w:sz w:val="20"/>
+          <w:szCs w:val="20"/>
+        </w:rPr>
+        <w:t xml:space="preserve">원인: 광건기숙사의 notch 도려낸 조각은 폭 약 210mm의 가늘고 긴 띠 형태 — 개구부가 보드를 세로로 관통하는 형상 특성상 필연적으로 좁아지며, 재사용 최소 규격(폭 300mm)에 못 미침</w:t>
+      </w:r>
+    </w:p>
+    <w:p>
+      <w:pPr>
+        <w:spacing w:after="80" w:before="40"/>
+      </w:pPr>
+      <w:r>
+        <w:rPr>
+          <w:rFonts w:ascii="맑은 고딕" w:cs="맑은 고딕" w:eastAsia="맑은 고딕" w:hAnsi="맑은 고딕"/>
+          <w:sz w:val="20"/>
+          <w:szCs w:val="20"/>
+        </w:rPr>
+        <w:t xml:space="preserve"/>
+      </w:r>
+    </w:p>
+    <w:p>
+      <w:pPr>
+        <w:pStyle w:val="Heading2"/>
+        <w:spacing w:after="80" w:before="240"/>
+      </w:pPr>
+      <w:r>
+        <w:rPr>
+          <w:rFonts w:ascii="맑은 고딕" w:cs="맑은 고딕" w:eastAsia="맑은 고딕" w:hAnsi="맑은 고딕"/>
+          <w:b/>
+          <w:bCs/>
+          <w:color w:val="283593"/>
+          <w:sz w:val="26"/>
+          <w:szCs w:val="26"/>
+        </w:rPr>
+        <w:t xml:space="preserve">10.5 종합 결론 및 시사점</w:t>
+      </w:r>
+    </w:p>
+    <w:p>
+      <w:pPr>
+        <w:pStyle w:val="ListParagraph"/>
+        <w:numPr>
+          <w:ilvl w:val="0"/>
+          <w:numId w:val="2"/>
+        </w:numPr>
+        <w:spacing w:after="40" w:before="20"/>
+      </w:pPr>
+      <w:r>
+        <w:rPr>
+          <w:rFonts w:ascii="맑은 고딕" w:cs="맑은 고딕" w:eastAsia="맑은 고딕" w:hAnsi="맑은 고딕"/>
+          <w:sz w:val="20"/>
+          <w:szCs w:val="20"/>
+        </w:rPr>
+        <w:t xml:space="preserve">세 가설 모두 논리적으로는 타당했으나, 광건기숙사 IFC 데이터에서는 공통적으로 "공급과 수요의 근본적 불일치"에 막힘 — 순서·회전·조각회수는 모두 이미 존재하는 자투리를 더 잘 배분하는 방법인데, 애초에 필요한 치수(예: 높이 1000mm대)의 자투리 자체가 공급되지 않음</w:t>
+      </w:r>
+    </w:p>
+    <w:p>
+      <w:pPr>
+        <w:pStyle w:val="ListParagraph"/>
+        <w:numPr>
+          <w:ilvl w:val="0"/>
+          <w:numId w:val="2"/>
+        </w:numPr>
+        <w:spacing w:after="40" w:before="20"/>
+      </w:pPr>
+      <w:r>
+        <w:rPr>
+          <w:rFonts w:ascii="맑은 고딕" w:cs="맑은 고딕" w:eastAsia="맑은 고딕" w:hAnsi="맑은 고딕"/>
+          <w:sz w:val="20"/>
+          <w:szCs w:val="20"/>
+        </w:rPr>
+        <w:t xml:space="preserve">로스율을 실질적으로 낮추려면 소프트웨어 최적화가 아니라 시공 조건 변경이 필요: (a) 벽높이에 맞춘 보드 규격 발주, (b) 2P(겹) 시공, (c) 층고 설계 변경 — 모두 M3·설계 단계에서 결정할 사안</w:t>
+      </w:r>
+    </w:p>
+    <w:p>
+      <w:pPr>
+        <w:pStyle w:val="ListParagraph"/>
+        <w:numPr>
+          <w:ilvl w:val="0"/>
+          <w:numId w:val="2"/>
+        </w:numPr>
+        <w:spacing w:after="40" w:before="20"/>
+      </w:pPr>
+      <w:r>
+        <w:rPr>
+          <w:rFonts w:ascii="맑은 고딕" w:cs="맑은 고딕" w:eastAsia="맑은 고딕" w:hAnsi="맑은 고딕"/>
+          <w:sz w:val="20"/>
+          <w:szCs w:val="20"/>
+        </w:rPr>
+        <w:t xml:space="preserve">★ 타 프로젝트 적용 시 주의: 실험 ③(notch 스크랩 회수)은 개구부가 보드 폭 중앙에 작게 뚫려 도려낸 조각이 넉넉한 건물(예: 정사각형에 가까운 소형 창)에서는 재사용 규격을 넘어 효과가 있을 수 있음. 본 실험은 광건기숙사의 개구부 형상(세로로 얇게 관통)에 한정된 결론이며, 벽높이·보드규격·개구부 형상이 다른 건물에서는 세 실험을 재검증할 가치가 있음</w:t>
+      </w:r>
+    </w:p>
+    <w:p>
+      <w:r>
+        <w:br w:type="page"/>
+      </w:r>
+    </w:p>
+    <w:p>
+      <w:pPr>
+        <w:pStyle w:val="Heading1"/>
+        <w:spacing w:after="120" w:before="360"/>
+      </w:pPr>
+      <w:r>
+        <w:rPr>
+          <w:rFonts w:ascii="맑은 고딕" w:cs="맑은 고딕" w:eastAsia="맑은 고딕" w:hAnsi="맑은 고딕"/>
+          <w:b/>
+          <w:bCs/>
+          <w:color w:val="1A237E"/>
+          <w:sz w:val="32"/>
+          <w:szCs w:val="32"/>
+        </w:rPr>
+        <w:t xml:space="preserve">11장. 알려진 이슈 및 향후 과제</w:t>
       </w:r>
     </w:p>
     <w:tbl>
@@ -11259,7 +11712,7 @@
           <w:sz w:val="32"/>
           <w:szCs w:val="32"/>
         </w:rPr>
-        <w:t xml:space="preserve">11장. 개발 환경 및 빌드 방법</w:t>
+        <w:t xml:space="preserve">12장. 개발 환경 및 빌드 방법</w:t>
       </w:r>
     </w:p>
     <w:p>
@@ -11276,7 +11729,7 @@
           <w:sz w:val="26"/>
           <w:szCs w:val="26"/>
         </w:rPr>
-        <w:t xml:space="preserve">11.1 요구 환경</w:t>
+        <w:t xml:space="preserve">12.1 요구 환경</w:t>
       </w:r>
     </w:p>
     <w:p>
@@ -11342,7 +11795,7 @@
           <w:sz w:val="26"/>
           <w:szCs w:val="26"/>
         </w:rPr>
-        <w:t xml:space="preserve">11.2 EXE 빌드</w:t>
+        <w:t xml:space="preserve">12.2 EXE 빌드</w:t>
       </w:r>
     </w:p>
     <w:p>
@@ -11415,7 +11868,7 @@
           <w:sz w:val="26"/>
           <w:szCs w:val="26"/>
         </w:rPr>
-        <w:t xml:space="preserve">11.3 GitHub 업로드 (Git LFS)</w:t>
+        <w:t xml:space="preserve">12.3 GitHub 업로드 (Git LFS)</w:t>
       </w:r>
     </w:p>
     <w:p>

--- a/docs/IFC최적화_시스템_종합정리서_v5.docx
+++ b/docs/IFC최적화_시스템_종합정리서_v5.docx
@@ -47,7 +47,7 @@
           <w:sz w:val="28"/>
           <w:szCs w:val="28"/>
         </w:rPr>
-        <w:t xml:space="preserve">시스템 종합 정리서  v5.2</w:t>
+        <w:t xml:space="preserve">시스템 종합 정리서  v5.3</w:t>
       </w:r>
     </w:p>
     <w:tbl>
@@ -253,7 +253,7 @@
                 <w:sz w:val="18"/>
                 <w:szCs w:val="18"/>
               </w:rPr>
-              <w:t xml:space="preserve">v5.2 (로스율 개선 실험 3종 기록 추가, 코드 변경 없음)</w:t>
+              <w:t xml:space="preserve">v5.3 (배치방향 LTR 통일 · 이중검증 치수 비교불가 처리)</w:t>
             </w:r>
           </w:p>
         </w:tc>
@@ -4526,7 +4526,7 @@
                 <w:sz w:val="18"/>
                 <w:szCs w:val="18"/>
               </w:rPr>
-              <w:t xml:space="preserve">배치 방향 (RTL / LTR)</w:t>
+              <w:t xml:space="preserve">배치 방향 (LTR 통일)</w:t>
             </w:r>
           </w:p>
         </w:tc>
@@ -4556,7 +4556,7 @@
                 <w:sz w:val="18"/>
                 <w:szCs w:val="18"/>
               </w:rPr>
-              <w:t xml:space="preserve">개구부 없는 벽: 오른쪽 끝부터 배치(RTL) → 자투리가 왼쪽 (M3 8-1 누적공차 "끝부터 시작"). 개구부 있는 벽: 왼쪽 하단부터 온장(LTR) → 자투리가 개구부 쪽·오른쪽 끝 (M3 9번).</w:t>
+              <w:t xml:space="preserve">전 벽 LTR로 통일 — 왼쪽 하단부터 온장 배치, 자투리는 오른쪽 끝. 근거: M3 2-2 "가로 부착순서 왼쪽→오른쪽"이 유일한 방향 명시(8-1 "끝부터 시작"은 좌/우 미명시). 개구부 없는 벽도 방향에 따라 자투리 위치만 좌우 반전될 뿐 로스율·보드수 동일하여 통일함.</w:t>
             </w:r>
           </w:p>
         </w:tc>
@@ -4811,7 +4811,7 @@
           <w:sz w:val="20"/>
           <w:szCs w:val="20"/>
         </w:rPr>
-        <w:t xml:space="preserve">보드 부착 순서: 세로 아래→위 / 가로는 개구부 없는 벽 오른쪽→왼쪽(RTL), 개구부 있는 벽 왼쪽→오른쪽(LTR)</w:t>
+        <w:t xml:space="preserve">보드 부착 순서: 세로 아래→위 / 가로는 전 벽 왼쪽→오른쪽(LTR) 통일 (M3 2-2)</w:t>
       </w:r>
     </w:p>
     <w:p>
@@ -4847,7 +4847,7 @@
           <w:sz w:val="20"/>
           <w:szCs w:val="20"/>
         </w:rPr>
-        <w:t xml:space="preserve">개구부 주변: 걸치기 시공. 개구부 있는 벽은 왼쪽 하단부터 온장(LTR) 배치 — M3 9번</w:t>
+        <w:t xml:space="preserve">개구부 주변: 걸치기 시공 (보드가 개구부를 가로지름) — M3 4-1. 전 벽 왼쪽 하단부터 온장(LTR)</w:t>
       </w:r>
     </w:p>
     <w:p>
@@ -5406,7 +5406,7 @@
                 <w:sz w:val="18"/>
                 <w:szCs w:val="18"/>
               </w:rPr>
-              <w:t xml:space="preserve">개구부 있는 벽: 좌측 하단부터 온장 우선(LTR). 개구부 없는 벽: 우측 끝부터(RTL), 자투리 좌측. 발생 자투리는 규격 검사 후 재사용</w:t>
+              <w:t xml:space="preserve">전 벽 좌측 하단부터 온장 우선(LTR 통일). 자투리는 오른쪽 끝. 발생 자투리는 규격 검사 후 재사용 (재사용 자재를 잘라 쓰고 남은 조각도 규격 충족 시 재등록)</w:t>
             </w:r>
           </w:p>
         </w:tc>
@@ -6584,7 +6584,7 @@
                 <w:sz w:val="18"/>
                 <w:szCs w:val="18"/>
               </w:rPr>
-              <w:t xml:space="preserve">IfcQuantityLength 높이·길이 평균 추출 → ifcopenshell 값과 비교. 단, 정규식은 파일 전체 요소(슬래브·기둥 포함)를 잡아 모집단이 달라 참고용(비교불가)으로 표시</w:t>
+              <w:t xml:space="preserve">IfcQuantityLength 높이·길이 평균. 단, 정규식은 파일 전체 요소(슬래브·기둥 포함), ifcopenshell은 IfcWall만 대상이라 모집단이 달라 "비교 불가"(회색)로 표시하고 신뢰도 집계에서 제외 — 억지로 "일치"로 세지 않음. 벽 식별은 2단계 GlobalId 대조가, 치수 신뢰도는 4단계 QSet↔형상 대조가 대체 검증</w:t>
             </w:r>
           </w:p>
         </w:tc>
@@ -6882,7 +6882,7 @@
                 <w:sz w:val="18"/>
                 <w:szCs w:val="18"/>
               </w:rPr>
-              <w:t xml:space="preserve">모든 항목 일치</w:t>
+              <w:t xml:space="preserve">비교 가능 항목 모두 일치</w:t>
             </w:r>
           </w:p>
         </w:tc>
@@ -7099,6 +7099,99 @@
                 <w:szCs w:val="18"/>
               </w:rPr>
               <w:t xml:space="preserve">BIM 뷰어에서 직접 확인 필요</w:t>
+            </w:r>
+          </w:p>
+        </w:tc>
+      </w:tr>
+      <w:tr>
+        <w:tc>
+          <w:tcPr>
+            <w:tcW w:type="dxa" w:w="2400"/>
+            <w:tcBorders>
+              <w:top w:val="single" w:color="CCCCCC" w:sz="1"/>
+              <w:left w:val="single" w:color="CCCCCC" w:sz="1"/>
+              <w:bottom w:val="single" w:color="CCCCCC" w:sz="1"/>
+              <w:right w:val="single" w:color="CCCCCC" w:sz="1"/>
+            </w:tcBorders>
+            <w:shd w:fill="EEF2FF" w:val="clear"/>
+            <w:tcMar>
+              <w:top w:type="dxa" w:w="60"/>
+              <w:left w:type="dxa" w:w="120"/>
+              <w:bottom w:type="dxa" w:w="60"/>
+              <w:right w:type="dxa" w:w="120"/>
+            </w:tcMar>
+            <w:vAlign w:val="center"/>
+          </w:tcPr>
+          <w:p>
+            <w:r>
+              <w:rPr>
+                <w:rFonts w:ascii="맑은 고딕" w:cs="맑은 고딕" w:eastAsia="맑은 고딕" w:hAnsi="맑은 고딕"/>
+                <w:b/>
+                <w:bCs/>
+                <w:sz w:val="18"/>
+                <w:szCs w:val="18"/>
+              </w:rPr>
+              <w:t xml:space="preserve">비교 불가 (집계 제외)</w:t>
+            </w:r>
+          </w:p>
+        </w:tc>
+        <w:tc>
+          <w:tcPr>
+            <w:tcW w:type="dxa" w:w="2600"/>
+            <w:tcBorders>
+              <w:top w:val="single" w:color="CCCCCC" w:sz="1"/>
+              <w:left w:val="single" w:color="CCCCCC" w:sz="1"/>
+              <w:bottom w:val="single" w:color="CCCCCC" w:sz="1"/>
+              <w:right w:val="single" w:color="CCCCCC" w:sz="1"/>
+            </w:tcBorders>
+            <w:tcMar>
+              <w:top w:type="dxa" w:w="60"/>
+              <w:left w:type="dxa" w:w="120"/>
+              <w:bottom w:type="dxa" w:w="60"/>
+              <w:right w:type="dxa" w:w="120"/>
+            </w:tcMar>
+            <w:vAlign w:val="center"/>
+          </w:tcPr>
+          <w:p>
+            <w:r>
+              <w:rPr>
+                <w:rFonts w:ascii="맑은 고딕" w:cs="맑은 고딕" w:eastAsia="맑은 고딕" w:hAnsi="맑은 고딕"/>
+                <w:b w:val="false"/>
+                <w:bCs w:val="false"/>
+                <w:sz w:val="18"/>
+                <w:szCs w:val="18"/>
+              </w:rPr>
+              <w:t xml:space="preserve">모집단 상이 등으로 대조 불가</w:t>
+            </w:r>
+          </w:p>
+        </w:tc>
+        <w:tc>
+          <w:tcPr>
+            <w:tcW w:type="dxa" w:w="4026"/>
+            <w:tcBorders>
+              <w:top w:val="single" w:color="CCCCCC" w:sz="1"/>
+              <w:left w:val="single" w:color="CCCCCC" w:sz="1"/>
+              <w:bottom w:val="single" w:color="CCCCCC" w:sz="1"/>
+              <w:right w:val="single" w:color="CCCCCC" w:sz="1"/>
+            </w:tcBorders>
+            <w:tcMar>
+              <w:top w:type="dxa" w:w="60"/>
+              <w:left w:type="dxa" w:w="120"/>
+              <w:bottom w:type="dxa" w:w="60"/>
+              <w:right w:type="dxa" w:w="120"/>
+            </w:tcMar>
+            <w:vAlign w:val="center"/>
+          </w:tcPr>
+          <w:p>
+            <w:r>
+              <w:rPr>
+                <w:rFonts w:ascii="맑은 고딕" w:cs="맑은 고딕" w:eastAsia="맑은 고딕" w:hAnsi="맑은 고딕"/>
+                <w:b w:val="false"/>
+                <w:bCs w:val="false"/>
+                <w:sz w:val="18"/>
+                <w:szCs w:val="18"/>
+              </w:rPr>
+              <w:t xml:space="preserve">치수 분포 대조 등 — 신뢰도 분모에서 제외, 회색 표시</w:t>
             </w:r>
           </w:p>
         </w:tc>
